--- a/data/cvs/cv_219_Canonical_Software_Engineer_-_Python_and_K8s.docx
+++ b/data/cvs/cv_219_Canonical_Software_Engineer_-_Python_and_K8s.docx
@@ -86,7 +86,7 @@
         <w:rPr>
           <w:sz w:val="20"/>
         </w:rPr>
-        <w:t>Full Stack Developer with a focus on Python and JavaScript, currently building production-ready systems at Copy Cat Group. I have a strong background in AI data work, including model evaluation, prompt engineering, and dataset structuring. My experience spans both Kenyan and U.S. tech companies, where I've worked on full-stack development, AI-driven automation, and web scraping. I'm proficient in Python, JavaScript, and various cloud platforms, with a keen interest in open-source technologies.</w:t>
+        <w:t>Python Software Engineer with a background in full-stack development and AI engineering. I have experience building scalable applications, integrating APIs, and optimising front-end performance. Currently, I'm focused on Python-based automation and AI integration at Copy Cat Group, including a live SAP API integration and an AI-powered tender scraping pipeline. My expertise spans from React frontends to Python backends, with a strong foundation in Linux and cloud technologies.</w:t>
       </w:r>
     </w:p>
     <w:p>
@@ -119,7 +119,7 @@
         <w:rPr>
           <w:sz w:val="20"/>
         </w:rPr>
-        <w:t>Python, JavaScript, SQL, PHP, Kotlin, Bash, HTML, CSS</w:t>
+        <w:t>Python, JavaScript, SQL, Bash, HTML, CSS</w:t>
       </w:r>
     </w:p>
     <w:p>
@@ -173,7 +173,7 @@
         <w:rPr>
           <w:sz w:val="20"/>
         </w:rPr>
-        <w:t>Pandas, NumPy, Excel, Data Visualisation, Statistical Analysis</w:t>
+        <w:t>Pandas, NumPy, Data Visualisation, Statistical Analysis</w:t>
       </w:r>
     </w:p>
     <w:p>
@@ -191,7 +191,7 @@
         <w:rPr>
           <w:sz w:val="20"/>
         </w:rPr>
-        <w:t>Gemini API, Groq API, Prompt Engineering, LLM Evaluation, Data Annotation, Dataset Structuring</w:t>
+        <w:t>Prompt Engineering, LLM Evaluation, Data Annotation, Dataset Structuring</w:t>
       </w:r>
     </w:p>
     <w:p>
@@ -209,7 +209,7 @@
         <w:rPr>
           <w:sz w:val="20"/>
         </w:rPr>
-        <w:t>n8n, Playwright, APScheduler, Web Scraping, REST APIs</w:t>
+        <w:t>n8n, Playwright, Web Scraping, REST APIs</w:t>
       </w:r>
     </w:p>
     <w:p>
@@ -227,7 +227,7 @@
         <w:rPr>
           <w:sz w:val="20"/>
         </w:rPr>
-        <w:t>Oracle Cloud, Google Cloud Platform, CI/CD, Docker</w:t>
+        <w:t>Git, GitHub, CI/CD, Oracle Cloud, Google Cloud Platform</w:t>
       </w:r>
     </w:p>
     <w:p>
@@ -245,7 +245,7 @@
         <w:rPr>
           <w:sz w:val="20"/>
         </w:rPr>
-        <w:t>opscode, Kubernetes, Linux, kernel, networking, virtualization, containers, cloud computing, software architecture, software quality, testing, documentation, alerting</w:t>
+        <w:t>opscode, Kubernetes, kernel, networking, virtualization, containers</w:t>
       </w:r>
     </w:p>
     <w:p>
@@ -263,7 +263,7 @@
         <w:rPr>
           <w:sz w:val="20"/>
         </w:rPr>
-        <w:t>open source, distributed systems, Agile, Jenkins, Ansible, Terraform, AWS, GCP, Azure, DevOps, microservices, RESTful APIs, JSON, YAML</w:t>
+        <w:t>cloud computing, software architecture, software quality, testing, alerting infrastructure, engineering design</w:t>
       </w:r>
     </w:p>
     <w:p>
@@ -313,7 +313,7 @@
         <w:rPr>
           <w:sz w:val="20"/>
         </w:rPr>
-        <w:t>Integrating SAP APIs with an internal Credit Control System, automating processes for OA and IT teams.</w:t>
+        <w:t>Integrating SAP APIs with an internal Credit Control System for automated OA and IT processes.</w:t>
       </w:r>
     </w:p>
     <w:p>
@@ -325,7 +325,7 @@
         <w:rPr>
           <w:sz w:val="20"/>
         </w:rPr>
-        <w:t>Authoring comprehensive System Design Documents (SDDs) for Application, Data, Integration, and Security Architecture.</w:t>
+        <w:t>Authoring technical documentation: BRD, SDD, and System Architecture documents for enterprise-wide projects.</w:t>
       </w:r>
     </w:p>
     <w:p>
@@ -337,7 +337,7 @@
         <w:rPr>
           <w:sz w:val="20"/>
         </w:rPr>
-        <w:t>Designing and building an AI-powered tender scraping pipeline to automate tender opportunity discovery and processing.</w:t>
+        <w:t>Designing and prototyping an AI-powered tender scraping pipeline to automate tender discovery and processing.</w:t>
       </w:r>
     </w:p>
     <w:p>
@@ -372,7 +372,31 @@
         <w:rPr>
           <w:sz w:val="20"/>
         </w:rPr>
-        <w:t>Generating difference-based captions for multimodal datasets, improving model accuracy through detailed annotations.</w:t>
+        <w:t>Train AI models by generating accurate difference-based captions for multimodal datasets</w:t>
+      </w:r>
+    </w:p>
+    <w:p>
+      <w:pPr>
+        <w:pStyle w:val="ListBullet"/>
+        <w:spacing w:before="0" w:after="20"/>
+      </w:pPr>
+      <w:r>
+        <w:rPr>
+          <w:sz w:val="20"/>
+        </w:rPr>
+        <w:t>Perform categorisation, bounding, consistency checks, and image-level validation to improve multimodal model accuracy</w:t>
+      </w:r>
+    </w:p>
+    <w:p>
+      <w:pPr>
+        <w:pStyle w:val="ListBullet"/>
+        <w:spacing w:before="0" w:after="20"/>
+      </w:pPr>
+      <w:r>
+        <w:rPr>
+          <w:sz w:val="20"/>
+        </w:rPr>
+        <w:t>Contribute high-quality annotated outputs that directly feed into production AI model training pipelines</w:t>
       </w:r>
     </w:p>
     <w:p>
@@ -407,7 +431,31 @@
         <w:rPr>
           <w:sz w:val="20"/>
         </w:rPr>
-        <w:t>Developed full-stack solutions, including UI components and API optimisation, for diverse U.S. clients.</w:t>
+        <w:t>Developed and delivered full-stack solutions for U.S.-based clients across different sectors</w:t>
+      </w:r>
+    </w:p>
+    <w:p>
+      <w:pPr>
+        <w:pStyle w:val="ListBullet"/>
+        <w:spacing w:before="0" w:after="20"/>
+      </w:pPr>
+      <w:r>
+        <w:rPr>
+          <w:sz w:val="20"/>
+        </w:rPr>
+        <w:t>Built UI components, optimised APIs, and handled CMS-based website systems</w:t>
+      </w:r>
+    </w:p>
+    <w:p>
+      <w:pPr>
+        <w:pStyle w:val="ListBullet"/>
+        <w:spacing w:before="0" w:after="20"/>
+      </w:pPr>
+      <w:r>
+        <w:rPr>
+          <w:sz w:val="20"/>
+        </w:rPr>
+        <w:t>Collaborated with remote teams to debug, improve performance, and implement client feedback</w:t>
       </w:r>
     </w:p>
     <w:p>
@@ -442,7 +490,31 @@
         <w:rPr>
           <w:sz w:val="20"/>
         </w:rPr>
-        <w:t>Performed intent detection and slot tagging for health and agriculture AI systems, ensuring high-quality multilingual training data.</w:t>
+        <w:t>Annotated and evaluated datasets for health and agriculture AI systems</w:t>
+      </w:r>
+    </w:p>
+    <w:p>
+      <w:pPr>
+        <w:pStyle w:val="ListBullet"/>
+        <w:spacing w:before="0" w:after="20"/>
+      </w:pPr>
+      <w:r>
+        <w:rPr>
+          <w:sz w:val="20"/>
+        </w:rPr>
+        <w:t>Performed intent detection, slot tagging, utterance verification, and structured dataset creation</w:t>
+      </w:r>
+    </w:p>
+    <w:p>
+      <w:pPr>
+        <w:pStyle w:val="ListBullet"/>
+        <w:spacing w:before="0" w:after="20"/>
+      </w:pPr>
+      <w:r>
+        <w:rPr>
+          <w:sz w:val="20"/>
+        </w:rPr>
+        <w:t>Ensured annotation quality and consistency across multilingual and multimodal training data</w:t>
       </w:r>
     </w:p>
     <w:p>
